--- a/artifacts/inbolt-cv/Maciej_Tkacz_CV_Inbolt_PL_ATS.docx
+++ b/artifacts/inbolt-cv/Maciej_Tkacz_CV_Inbolt_PL_ATS.docx
@@ -52,7 +52,7 @@
     </w:p>
     <w:p>
       <w:r>
-        <w:t>Profil inżyniera aplikacyjnego robotyki: student Mechaniki i Budowy Maszyn na Politechnice Krakowskiej oraz Technik Programista z komercyjnym doświadczeniem na stanowisku Application Engineer w symulacjach robotycznych i cyfrowych bliźniakach (Visual Components) dla klientów Automotive, w tym pisanie skryptów w Pythonie do optymalizacji procesów i usprawniania symulacji. Certyfikowane kursy programowania robotów przemysłowych (Kawasaki, Epson). Od podstaw zbudowane ramię robota SCARA - CAD, druk 3D, napędy krokowe, elektronika mikrokontrolerowa i oprogramowanie sterujące w Pythonie/C++. Mocny warsztat CAD i druku 3D. Polski ojczysty, angielski C1; baza w Polsce, dostępność w pełnym wymiarze i gotowość do częstych podróży do klientów.</w:t>
+        <w:t>Profil inżyniera aplikacyjnego robotyki: student Mechaniki i Budowy Maszyn na Politechnice Krakowskiej oraz Technik Programista. Obecnie Inżynier Robotyk w ASTOR - programowanie robotów Kawasaki i Epson, budowa cyfrowych bliźniaków linii produkcyjnych oraz uruchamianie stanowisk demonstracyjnych z robotami w różnych aplikacjach. Wcześniej doświadczenie na stanowisku Application Engineer w symulacjach robotycznych i cyfrowych bliźniakach (Visual Components) dla klientów Automotive, w tym pisanie skryptów w Pythonie do optymalizacji procesów i usprawniania symulacji. Certyfikowane kursy programowania robotów przemysłowych (Kawasaki, Epson). Od podstaw zbudowane ramię robota SCARA - CAD, druk 3D, napędy krokowe, elektronika mikrokontrolerowa i oprogramowanie sterujące w Pythonie/C++. Mocny warsztat CAD i druku 3D. Polski ojczysty, angielski C1; baza w Polsce, dostępność w pełnym wymiarze i gotowość do częstych podróży do klientów.</w:t>
       </w:r>
     </w:p>
     <w:p>
@@ -210,6 +210,60 @@
           <w:sz w:val="20"/>
         </w:rPr>
         <w:t>DOŚWIADCZENIE ZAWODOWE</w:t>
+      </w:r>
+    </w:p>
+    <w:p>
+      <w:pPr>
+        <w:spacing w:before="60"/>
+      </w:pPr>
+      <w:r>
+        <w:rPr>
+          <w:b/>
+        </w:rPr>
+        <w:t>Inżynier Robotyk</w:t>
+      </w:r>
+      <w:r>
+        <w:t xml:space="preserve"> | ASTOR, Kraków | 07.2026 - obecnie</w:t>
+      </w:r>
+    </w:p>
+    <w:p>
+      <w:pPr>
+        <w:pStyle w:val="ListBullet"/>
+        <w:spacing w:after="20"/>
+        <w:ind w:left="198"/>
+      </w:pPr>
+      <w:r>
+        <w:t>Programowanie robotów przemysłowych Kawasaki i Epson - od programów ruchu i pracy na teach pendancie po kompletne cykle aplikacyjne.</w:t>
+      </w:r>
+    </w:p>
+    <w:p>
+      <w:pPr>
+        <w:pStyle w:val="ListBullet"/>
+        <w:spacing w:after="20"/>
+        <w:ind w:left="198"/>
+      </w:pPr>
+      <w:r>
+        <w:t>Budowa cyfrowych bliźniaków linii produkcyjnych i symulacji robotów, weryfikacja zasięgów, sekwencji ruchu i zachowania procesu przed wdrożeniem fizycznym.</w:t>
+      </w:r>
+    </w:p>
+    <w:p>
+      <w:pPr>
+        <w:pStyle w:val="ListBullet"/>
+        <w:spacing w:after="20"/>
+        <w:ind w:left="198"/>
+      </w:pPr>
+      <w:r>
+        <w:t>Projektowanie, przygotowanie i budowa stanowisk demo prezentujących roboty Kawasaki i Epson w różnych aplikacjach - montaż mechaniczny, integracja hardware-software, programowanie i uruchomienie.</w:t>
+      </w:r>
+    </w:p>
+    <w:p>
+      <w:pPr>
+        <w:pStyle w:val="ListBullet"/>
+        <w:spacing w:after="20"/>
+        <w:ind w:left="198"/>
+      </w:pPr>
+      <w:r>
+        <w:t>Testowanie i diagnostyka stanowisk zrobotyzowanych end-to-end, na styku mechaniki, elektryki i oprogramowania robotów.</w:t>
       </w:r>
     </w:p>
     <w:p>
